--- a/Kuberneteslab1.docx
+++ b/Kuberneteslab1.docx
@@ -4,14 +4,11 @@
   <w:body>
     <w:p>
       <w:r>
-        <w:tab/>
-      </w:r>
-      <w:r>
         <w:drawing>
-          <wp:inline distT="0" distB="0" distL="0" distR="0" wp14:anchorId="4E8E5452" wp14:editId="2CCED40B">
-            <wp:extent cx="5731510" cy="1541874"/>
-            <wp:effectExtent l="0" t="0" r="2540" b="1270"/>
-            <wp:docPr id="1" name="Picture 1"/>
+          <wp:inline distT="0" distB="0" distL="0" distR="0" wp14:anchorId="67D81284" wp14:editId="674B4C75">
+            <wp:extent cx="5226319" cy="5321573"/>
+            <wp:effectExtent l="0" t="0" r="0" b="0"/>
+            <wp:docPr id="3" name="Picture 3"/>
             <wp:cNvGraphicFramePr>
               <a:graphicFrameLocks xmlns:a="http://schemas.openxmlformats.org/drawingml/2006/main" noChangeAspect="1"/>
             </wp:cNvGraphicFramePr>
@@ -31,7 +28,7 @@
                   <pic:spPr>
                     <a:xfrm>
                       <a:off x="0" y="0"/>
-                      <a:ext cx="5731510" cy="1541874"/>
+                      <a:ext cx="5226319" cy="5321573"/>
                     </a:xfrm>
                     <a:prstGeom prst="rect">
                       <a:avLst/>
@@ -47,10 +44,10 @@
     <w:p>
       <w:r>
         <w:drawing>
-          <wp:inline distT="0" distB="0" distL="0" distR="0" wp14:anchorId="3724F205" wp14:editId="5D353F64">
-            <wp:extent cx="5731510" cy="469665"/>
-            <wp:effectExtent l="0" t="0" r="2540" b="6985"/>
-            <wp:docPr id="2" name="Picture 2"/>
+          <wp:inline distT="0" distB="0" distL="0" distR="0" wp14:anchorId="3F247E14" wp14:editId="760588C6">
+            <wp:extent cx="5505733" cy="577880"/>
+            <wp:effectExtent l="0" t="0" r="0" b="0"/>
+            <wp:docPr id="4" name="Picture 4"/>
             <wp:cNvGraphicFramePr>
               <a:graphicFrameLocks xmlns:a="http://schemas.openxmlformats.org/drawingml/2006/main" noChangeAspect="1"/>
             </wp:cNvGraphicFramePr>
@@ -70,7 +67,134 @@
                   <pic:spPr>
                     <a:xfrm>
                       <a:off x="0" y="0"/>
-                      <a:ext cx="5731510" cy="469665"/>
+                      <a:ext cx="5505733" cy="577880"/>
+                    </a:xfrm>
+                    <a:prstGeom prst="rect">
+                      <a:avLst/>
+                    </a:prstGeom>
+                  </pic:spPr>
+                </pic:pic>
+              </a:graphicData>
+            </a:graphic>
+          </wp:inline>
+        </w:drawing>
+      </w:r>
+    </w:p>
+    <w:p>
+      <w:r>
+        <w:drawing>
+          <wp:inline distT="0" distB="0" distL="0" distR="0" wp14:anchorId="1F14FC86" wp14:editId="4186E249">
+            <wp:extent cx="5731510" cy="1348987"/>
+            <wp:effectExtent l="0" t="0" r="2540" b="3810"/>
+            <wp:docPr id="5" name="Picture 5"/>
+            <wp:cNvGraphicFramePr>
+              <a:graphicFrameLocks xmlns:a="http://schemas.openxmlformats.org/drawingml/2006/main" noChangeAspect="1"/>
+            </wp:cNvGraphicFramePr>
+            <a:graphic xmlns:a="http://schemas.openxmlformats.org/drawingml/2006/main">
+              <a:graphicData uri="http://schemas.openxmlformats.org/drawingml/2006/picture">
+                <pic:pic xmlns:pic="http://schemas.openxmlformats.org/drawingml/2006/picture">
+                  <pic:nvPicPr>
+                    <pic:cNvPr id="0" name=""/>
+                    <pic:cNvPicPr/>
+                  </pic:nvPicPr>
+                  <pic:blipFill>
+                    <a:blip r:embed="rId7"/>
+                    <a:stretch>
+                      <a:fillRect/>
+                    </a:stretch>
+                  </pic:blipFill>
+                  <pic:spPr>
+                    <a:xfrm>
+                      <a:off x="0" y="0"/>
+                      <a:ext cx="5731510" cy="1348987"/>
+                    </a:xfrm>
+                    <a:prstGeom prst="rect">
+                      <a:avLst/>
+                    </a:prstGeom>
+                  </pic:spPr>
+                </pic:pic>
+              </a:graphicData>
+            </a:graphic>
+          </wp:inline>
+        </w:drawing>
+      </w:r>
+    </w:p>
+    <w:p>
+      <w:pPr>
+        <w:rPr>
+          <w:noProof/>
+          <w:lang w:eastAsia="en-IN"/>
+        </w:rPr>
+      </w:pPr>
+      <w:r>
+        <w:lastRenderedPageBreak/>
+        <w:drawing>
+          <wp:inline distT="0" distB="0" distL="0" distR="0" wp14:anchorId="69A7D274" wp14:editId="66418ED2">
+            <wp:extent cx="4591286" cy="1549480"/>
+            <wp:effectExtent l="0" t="0" r="0" b="0"/>
+            <wp:docPr id="6" name="Picture 6"/>
+            <wp:cNvGraphicFramePr>
+              <a:graphicFrameLocks xmlns:a="http://schemas.openxmlformats.org/drawingml/2006/main" noChangeAspect="1"/>
+            </wp:cNvGraphicFramePr>
+            <a:graphic xmlns:a="http://schemas.openxmlformats.org/drawingml/2006/main">
+              <a:graphicData uri="http://schemas.openxmlformats.org/drawingml/2006/picture">
+                <pic:pic xmlns:pic="http://schemas.openxmlformats.org/drawingml/2006/picture">
+                  <pic:nvPicPr>
+                    <pic:cNvPr id="0" name=""/>
+                    <pic:cNvPicPr/>
+                  </pic:nvPicPr>
+                  <pic:blipFill>
+                    <a:blip r:embed="rId8"/>
+                    <a:stretch>
+                      <a:fillRect/>
+                    </a:stretch>
+                  </pic:blipFill>
+                  <pic:spPr>
+                    <a:xfrm>
+                      <a:off x="0" y="0"/>
+                      <a:ext cx="4591286" cy="1549480"/>
+                    </a:xfrm>
+                    <a:prstGeom prst="rect">
+                      <a:avLst/>
+                    </a:prstGeom>
+                  </pic:spPr>
+                </pic:pic>
+              </a:graphicData>
+            </a:graphic>
+          </wp:inline>
+        </w:drawing>
+      </w:r>
+      <w:r>
+        <w:tab/>
+      </w:r>
+    </w:p>
+    <w:p>
+      <w:r>
+        <w:drawing>
+          <wp:inline distT="0" distB="0" distL="0" distR="0" wp14:anchorId="4F14B2CB" wp14:editId="681BEB89">
+            <wp:extent cx="5454930" cy="1263715"/>
+            <wp:effectExtent l="0" t="0" r="0" b="0"/>
+            <wp:docPr id="1" name="Picture 1"/>
+            <wp:cNvGraphicFramePr>
+              <a:graphicFrameLocks xmlns:a="http://schemas.openxmlformats.org/drawingml/2006/main" noChangeAspect="1"/>
+            </wp:cNvGraphicFramePr>
+            <a:graphic xmlns:a="http://schemas.openxmlformats.org/drawingml/2006/main">
+              <a:graphicData uri="http://schemas.openxmlformats.org/drawingml/2006/picture">
+                <pic:pic xmlns:pic="http://schemas.openxmlformats.org/drawingml/2006/picture">
+                  <pic:nvPicPr>
+                    <pic:cNvPr id="0" name=""/>
+                    <pic:cNvPicPr/>
+                  </pic:nvPicPr>
+                  <pic:blipFill>
+                    <a:blip r:embed="rId9"/>
+                    <a:stretch>
+                      <a:fillRect/>
+                    </a:stretch>
+                  </pic:blipFill>
+                  <pic:spPr>
+                    <a:xfrm>
+                      <a:off x="0" y="0"/>
+                      <a:ext cx="5454930" cy="1263715"/>
                     </a:xfrm>
                     <a:prstGeom prst="rect">
                       <a:avLst/>
@@ -87,6 +211,8 @@
       <w:bookmarkStart w:id="0" w:name="_GoBack"/>
       <w:bookmarkEnd w:id="0"/>
     </w:p>
+    <w:p/>
+    <w:p/>
     <w:sectPr>
       <w:pgSz w:w="11906" w:h="16838"/>
       <w:pgMar w:top="1440" w:right="1440" w:bottom="1440" w:left="1440" w:header="708" w:footer="708" w:gutter="0"/>
